--- a/docs/word/Supplier Portal - Self-Service Supplier Portal Guide.docx
+++ b/docs/word/Supplier Portal - Self-Service Supplier Portal Guide.docx
@@ -300,7 +300,7 @@
                 <w:sz w:val="18"/>
                 <w:szCs w:val="18"/>
               </w:rPr>
-              <w:t xml:space="preserve">1.0</w:t>
+              <w:t xml:space="preserve">2.0</w:t>
             </w:r>
           </w:p>
         </w:tc>
@@ -356,7 +356,7 @@
                 <w:sz w:val="18"/>
                 <w:szCs w:val="18"/>
               </w:rPr>
-              <w:t xml:space="preserve">15 September 2026</w:t>
+              <w:t xml:space="preserve">17 September 2026</w:t>
             </w:r>
           </w:p>
         </w:tc>
@@ -434,7 +434,20 @@
           <w:sz w:val="21"/>
           <w:szCs w:val="21"/>
         </w:rPr>
-        <w:t xml:space="preserve">The Supplier Self-Service portal lets you review and complete your company's information securely, directly from a link sent to you by Dubai Investments. You do not need a user account. Access is protected by a one-time passcode (OTP) sent to your registered e-mail, and the link is valid for a limited time. Your information is used to keep your supplier record accurate and UAE e-invoicing compliant.</w:t>
+        <w:t xml:space="preserve">Partner Connect is the Dubai Investments supplier front-end. It lets you review and complete your company's information securely, directly from a link sent to you by e-mail. You do not need a user account, and there is no public self-registration — access is only via the secure link we send you.</w:t>
+      </w:r>
+    </w:p>
+    <w:p>
+      <w:pPr>
+        <w:spacing w:after="120" w:line="276"/>
+      </w:pPr>
+      <w:r>
+        <w:rPr>
+          <w:rFonts w:ascii="Calibri" w:cs="Calibri" w:eastAsia="Calibri" w:hAnsi="Calibri"/>
+          <w:sz w:val="21"/>
+          <w:szCs w:val="21"/>
+        </w:rPr>
+        <w:t xml:space="preserve">Partner Connect runs on a hardened, internet-facing host (partnerconnect.dubaiinvestments.com) and passes your entries to the internal Supplier Portal through a dedicated self-service interface, so your data reaches Dubai Investments safely. Access is protected by a one-time passcode (OTP) sent to your registered e-mail, and the link is valid for a limited time. Your information is used to keep your supplier record accurate and UAE e-invoicing compliant.</w:t>
       </w:r>
     </w:p>
     <w:p>
@@ -448,7 +461,7 @@
           <w:sz w:val="18"/>
           <w:szCs w:val="18"/>
         </w:rPr>
-        <w:t xml:space="preserve">You will need: the e-mail invitation containing your secure link, access to the e-mail inbox on file, and your company documents (trade licence, VAT certificate, bank confirmation letter).</w:t>
+        <w:t xml:space="preserve">You will need: the e-mail invitation containing your secure link, access to the e-mail inbox on file, and your company documents (trade licence, VAT certificate, and — if your bank details change — a bank confirmation letter).</w:t>
       </w:r>
     </w:p>
     <w:p>
@@ -501,7 +514,7 @@
           <w:sz w:val="21"/>
           <w:szCs w:val="21"/>
         </w:rPr>
-        <w:t xml:space="preserve">The link is personal to your company and time-limited. If it has expired, use the 'Resend' option or contact your Dubai Investments contact for a new link.</w:t>
+        <w:t xml:space="preserve">The link is personal to your company and time-limited. There is no way to sign up on your own; if the link has expired you will see a clear session-expired screen — contact your Dubai Investments contact for a new link.</w:t>
       </w:r>
     </w:p>
     <w:p>
@@ -536,7 +549,7 @@
           <w:sz w:val="21"/>
           <w:szCs w:val="21"/>
         </w:rPr>
-        <w:t xml:space="preserve">On the Verify Your Identity screen, a 6-digit verification code is sent to the e-mail address on file for your company.</w:t>
+        <w:t xml:space="preserve">On the Verify Your Identity screen, a one-time code is sent to the e-mail address on file for your company.</w:t>
       </w:r>
     </w:p>
     <w:p>
@@ -554,7 +567,7 @@
           <w:sz w:val="21"/>
           <w:szCs w:val="21"/>
         </w:rPr>
-        <w:t xml:space="preserve">Open your inbox, copy the 6-digit code (it looks like 310075) and enter it on the screen. The code expires in 10 minutes.</w:t>
+        <w:t xml:space="preserve">Open your inbox, copy the code and enter it on the screen.</w:t>
       </w:r>
     </w:p>
     <w:p>
@@ -572,7 +585,7 @@
           <w:sz w:val="21"/>
           <w:szCs w:val="21"/>
         </w:rPr>
-        <w:t xml:space="preserve">Click Verify Code. If you did not receive it, click Resend code (up to five times).</w:t>
+        <w:t xml:space="preserve">Click Verify Code. If you did not receive it, click Resend code — a short progress indicator shows the code being sent again.</w:t>
       </w:r>
     </w:p>
     <w:p>
@@ -616,7 +629,50 @@
           <w:sz w:val="21"/>
           <w:szCs w:val="21"/>
         </w:rPr>
-        <w:t xml:space="preserve">After verification, the supplier form opens. Work through the steps and complete the fields shown to you. Fields marked with a red asterisk (*) are mandatory.</w:t>
+        <w:t xml:space="preserve">After verification, the supplier wizard opens. A progress ring and a step-by-step stepper at the top show how far through you are and let you move between the tabs you have been given. Required fields are marked with a red asterisk (*). A small information (i) icon next to a field opens a short tooltip explaining what is expected.</w:t>
+      </w:r>
+    </w:p>
+    <w:p>
+      <w:pPr>
+        <w:spacing w:after="120" w:line="276"/>
+      </w:pPr>
+      <w:r>
+        <w:rPr>
+          <w:rFonts w:ascii="Calibri" w:cs="Calibri" w:eastAsia="Calibri" w:hAnsi="Calibri"/>
+          <w:sz w:val="21"/>
+          <w:szCs w:val="21"/>
+        </w:rPr>
+        <w:t xml:space="preserve">Depending on what Dubai Investments has requested, you will see: (1) Business / Organisation, (2) Address &amp; Contact Information, and — where configured — Site / Business Unit and Payment / Banking. Address and Contact are combined on a single tab.</w:t>
+      </w:r>
+    </w:p>
+    <w:p>
+      <w:pPr>
+        <w:pStyle w:val="Heading2"/>
+        <w:spacing w:after="90" w:before="200"/>
+      </w:pPr>
+      <w:r>
+        <w:rPr>
+          <w:rFonts w:ascii="Calibri" w:cs="Calibri" w:eastAsia="Calibri" w:hAnsi="Calibri"/>
+          <w:b/>
+          <w:bCs/>
+          <w:color w:val="274A7D"/>
+          <w:sz w:val="25"/>
+          <w:szCs w:val="25"/>
+        </w:rPr>
+        <w:t xml:space="preserve">4.1 Business / Organisation</w:t>
+      </w:r>
+    </w:p>
+    <w:p>
+      <w:pPr>
+        <w:spacing w:after="120" w:line="276"/>
+      </w:pPr>
+      <w:r>
+        <w:rPr>
+          <w:rFonts w:ascii="Calibri" w:cs="Calibri" w:eastAsia="Calibri" w:hAnsi="Calibri"/>
+          <w:sz w:val="21"/>
+          <w:szCs w:val="21"/>
+        </w:rPr>
+        <w:t xml:space="preserve">Capture your company's legal and tax identity:</w:t>
       </w:r>
     </w:p>
     <w:p>
@@ -634,7 +690,7 @@
           <w:sz w:val="21"/>
           <w:szCs w:val="21"/>
         </w:rPr>
-        <w:t xml:space="preserve">Business / Organisation — legal name, tax organisation type, trade licence details, VAT registration and TRN.</w:t>
+        <w:t xml:space="preserve">Supplier Name.</w:t>
       </w:r>
     </w:p>
     <w:p>
@@ -652,7 +708,7 @@
           <w:sz w:val="21"/>
           <w:szCs w:val="21"/>
         </w:rPr>
-        <w:t xml:space="preserve">Address — your address as per the trade licence (and the VAT-certificate address if different).</w:t>
+        <w:t xml:space="preserve">Tax Organisation Type — shown read-only; this is set by Dubai Investments.</w:t>
       </w:r>
     </w:p>
     <w:p>
@@ -670,7 +726,7 @@
           <w:sz w:val="21"/>
           <w:szCs w:val="21"/>
         </w:rPr>
-        <w:t xml:space="preserve">Contact — the person Dubai Investments should deal with, including e-mail and phone/mobile.</w:t>
+        <w:t xml:space="preserve">Supplier Type.</w:t>
       </w:r>
     </w:p>
     <w:p>
@@ -688,7 +744,814 @@
           <w:sz w:val="21"/>
           <w:szCs w:val="21"/>
         </w:rPr>
-        <w:t xml:space="preserve">Payment / Banking — bank, branch, account name/number, IBAN and SWIFT/BIC.</w:t>
+        <w:t xml:space="preserve">Trade Licence Number, Issue Date, Expiry Date and Issuing Body. The dates are sanity-checked: the issue date cannot be in the future and the expiry date cannot be before the issue date.</w:t>
+      </w:r>
+    </w:p>
+    <w:p>
+      <w:pPr>
+        <w:pStyle w:val="ListParagraph"/>
+        <w:numPr>
+          <w:ilvl w:val="0"/>
+          <w:numId w:val="3"/>
+        </w:numPr>
+        <w:spacing w:after="60" w:line="264"/>
+      </w:pPr>
+      <w:r>
+        <w:rPr>
+          <w:rFonts w:ascii="Calibri" w:cs="Calibri" w:eastAsia="Calibri" w:hAnsi="Calibri"/>
+          <w:sz w:val="21"/>
+          <w:szCs w:val="21"/>
+        </w:rPr>
+        <w:t xml:space="preserve">Taxpayer Country.</w:t>
+      </w:r>
+    </w:p>
+    <w:p>
+      <w:pPr>
+        <w:pStyle w:val="ListParagraph"/>
+        <w:numPr>
+          <w:ilvl w:val="0"/>
+          <w:numId w:val="3"/>
+        </w:numPr>
+        <w:spacing w:after="60" w:line="264"/>
+      </w:pPr>
+      <w:r>
+        <w:rPr>
+          <w:rFonts w:ascii="Calibri" w:cs="Calibri" w:eastAsia="Calibri" w:hAnsi="Calibri"/>
+          <w:b/>
+          <w:bCs/>
+        </w:rPr>
+        <w:t xml:space="preserve">VAT Registered? </w:t>
+      </w:r>
+      <w:r>
+        <w:rPr>
+          <w:rFonts w:ascii="Calibri" w:cs="Calibri" w:eastAsia="Calibri" w:hAnsi="Calibri"/>
+        </w:rPr>
+        <w:t xml:space="preserve">If you select Yes, the TRN / VAT Registration Number and VAT Registration Type appear and are required, and uploading the VAT Certificate becomes mandatory. The TRN / VAT Registration Number must be exactly 15 digits.</w:t>
+      </w:r>
+    </w:p>
+    <w:p>
+      <w:pPr>
+        <w:pStyle w:val="ListParagraph"/>
+        <w:numPr>
+          <w:ilvl w:val="0"/>
+          <w:numId w:val="3"/>
+        </w:numPr>
+        <w:spacing w:after="60" w:line="264"/>
+      </w:pPr>
+      <w:r>
+        <w:rPr>
+          <w:rFonts w:ascii="Calibri" w:cs="Calibri" w:eastAsia="Calibri" w:hAnsi="Calibri"/>
+          <w:sz w:val="21"/>
+          <w:szCs w:val="21"/>
+        </w:rPr>
+        <w:t xml:space="preserve">Supplier TIN — must be exactly 10 digits.</w:t>
+      </w:r>
+    </w:p>
+    <w:p>
+      <w:pPr>
+        <w:pStyle w:val="ListParagraph"/>
+        <w:numPr>
+          <w:ilvl w:val="0"/>
+          <w:numId w:val="3"/>
+        </w:numPr>
+        <w:spacing w:after="60" w:line="264"/>
+      </w:pPr>
+      <w:r>
+        <w:rPr>
+          <w:rFonts w:ascii="Calibri" w:cs="Calibri" w:eastAsia="Calibri" w:hAnsi="Calibri"/>
+          <w:sz w:val="21"/>
+          <w:szCs w:val="21"/>
+        </w:rPr>
+        <w:t xml:space="preserve">Business Partner Type.</w:t>
+      </w:r>
+    </w:p>
+    <w:p>
+      <w:pPr>
+        <w:pStyle w:val="ListParagraph"/>
+        <w:numPr>
+          <w:ilvl w:val="0"/>
+          <w:numId w:val="3"/>
+        </w:numPr>
+        <w:spacing w:after="60" w:line="264"/>
+      </w:pPr>
+      <w:r>
+        <w:rPr>
+          <w:rFonts w:ascii="Calibri" w:cs="Calibri" w:eastAsia="Calibri" w:hAnsi="Calibri"/>
+          <w:sz w:val="21"/>
+          <w:szCs w:val="21"/>
+        </w:rPr>
+        <w:t xml:space="preserve">eInvoicing Wave Applicability.</w:t>
+      </w:r>
+    </w:p>
+    <w:p>
+      <w:pPr>
+        <w:pStyle w:val="Heading2"/>
+        <w:spacing w:after="90" w:before="200"/>
+      </w:pPr>
+      <w:r>
+        <w:rPr>
+          <w:rFonts w:ascii="Calibri" w:cs="Calibri" w:eastAsia="Calibri" w:hAnsi="Calibri"/>
+          <w:b/>
+          <w:bCs/>
+          <w:color w:val="274A7D"/>
+          <w:sz w:val="25"/>
+          <w:szCs w:val="25"/>
+        </w:rPr>
+        <w:t xml:space="preserve">4.2 VAT Group Details</w:t>
+      </w:r>
+    </w:p>
+    <w:p>
+      <w:pPr>
+        <w:spacing w:after="120" w:line="276"/>
+      </w:pPr>
+      <w:r>
+        <w:rPr>
+          <w:rFonts w:ascii="Calibri" w:cs="Calibri" w:eastAsia="Calibri" w:hAnsi="Calibri"/>
+          <w:sz w:val="21"/>
+          <w:szCs w:val="21"/>
+        </w:rPr>
+        <w:t xml:space="preserve">If your VAT Registration Type is a VAT Group, a structured VAT Group table appears. List each entity in the group; at least one fully-completed row is required, and each row's TRN (15 digits) and TIN (10 digits) length is checked. The column headers carry information tooltips to guide you.</w:t>
+      </w:r>
+    </w:p>
+    <w:tbl>
+      <w:tblPr>
+        <w:tblW w:type="dxa" w:w="9500"/>
+        <w:tblBorders>
+          <w:top w:val="single" w:color="D3DAE6" w:sz="4"/>
+          <w:left w:val="single" w:color="D3DAE6" w:sz="4"/>
+          <w:bottom w:val="single" w:color="D3DAE6" w:sz="4"/>
+          <w:right w:val="single" w:color="D3DAE6" w:sz="4"/>
+          <w:insideH w:val="single" w:color="D3DAE6" w:sz="4"/>
+          <w:insideV w:val="single" w:color="D3DAE6" w:sz="4"/>
+        </w:tblBorders>
+      </w:tblPr>
+      <w:tblGrid>
+        <w:gridCol w:w="2500"/>
+        <w:gridCol w:w="7000"/>
+      </w:tblGrid>
+      <w:tr>
+        <w:trPr>
+          <w:tblHeader/>
+        </w:trPr>
+        <w:tc>
+          <w:tcPr>
+            <w:tcW w:type="dxa" w:w="2500"/>
+            <w:shd w:fill="0B2545" w:color="auto" w:val="clear"/>
+            <w:tcMar>
+              <w:top w:type="dxa" w:w="40"/>
+              <w:left w:type="dxa" w:w="70"/>
+              <w:bottom w:type="dxa" w:w="40"/>
+              <w:right w:type="dxa" w:w="70"/>
+            </w:tcMar>
+          </w:tcPr>
+          <w:p>
+            <w:pPr>
+              <w:spacing w:after="0" w:line="240"/>
+            </w:pPr>
+            <w:r>
+              <w:rPr>
+                <w:rFonts w:ascii="Calibri" w:cs="Calibri" w:eastAsia="Calibri" w:hAnsi="Calibri"/>
+                <w:b/>
+                <w:bCs/>
+                <w:color w:val="FFFFFF"/>
+                <w:sz w:val="18"/>
+                <w:szCs w:val="18"/>
+              </w:rPr>
+              <w:t xml:space="preserve">Column</w:t>
+            </w:r>
+          </w:p>
+        </w:tc>
+        <w:tc>
+          <w:tcPr>
+            <w:tcW w:type="dxa" w:w="7000"/>
+            <w:shd w:fill="0B2545" w:color="auto" w:val="clear"/>
+            <w:tcMar>
+              <w:top w:type="dxa" w:w="40"/>
+              <w:left w:type="dxa" w:w="70"/>
+              <w:bottom w:type="dxa" w:w="40"/>
+              <w:right w:type="dxa" w:w="70"/>
+            </w:tcMar>
+          </w:tcPr>
+          <w:p>
+            <w:pPr>
+              <w:spacing w:after="0" w:line="240"/>
+            </w:pPr>
+            <w:r>
+              <w:rPr>
+                <w:rFonts w:ascii="Calibri" w:cs="Calibri" w:eastAsia="Calibri" w:hAnsi="Calibri"/>
+                <w:b/>
+                <w:bCs/>
+                <w:color w:val="FFFFFF"/>
+                <w:sz w:val="18"/>
+                <w:szCs w:val="18"/>
+              </w:rPr>
+              <w:t xml:space="preserve">What to enter</w:t>
+            </w:r>
+          </w:p>
+        </w:tc>
+      </w:tr>
+      <w:tr>
+        <w:tc>
+          <w:tcPr>
+            <w:tcW w:type="dxa" w:w="2500"/>
+            <w:shd w:fill="F1F4F9" w:color="auto" w:val="clear"/>
+            <w:tcMar>
+              <w:top w:type="dxa" w:w="40"/>
+              <w:left w:type="dxa" w:w="70"/>
+              <w:bottom w:type="dxa" w:w="40"/>
+              <w:right w:type="dxa" w:w="70"/>
+            </w:tcMar>
+          </w:tcPr>
+          <w:p>
+            <w:pPr>
+              <w:spacing w:after="0" w:line="240"/>
+            </w:pPr>
+            <w:r>
+              <w:rPr>
+                <w:rFonts w:ascii="Calibri" w:cs="Calibri" w:eastAsia="Calibri" w:hAnsi="Calibri"/>
+                <w:b w:val="false"/>
+                <w:bCs w:val="false"/>
+                <w:color w:val="22303F"/>
+                <w:sz w:val="18"/>
+                <w:szCs w:val="18"/>
+              </w:rPr>
+              <w:t xml:space="preserve">Business Legal Name</w:t>
+            </w:r>
+          </w:p>
+        </w:tc>
+        <w:tc>
+          <w:tcPr>
+            <w:tcW w:type="dxa" w:w="7000"/>
+            <w:shd w:fill="F1F4F9" w:color="auto" w:val="clear"/>
+            <w:tcMar>
+              <w:top w:type="dxa" w:w="40"/>
+              <w:left w:type="dxa" w:w="70"/>
+              <w:bottom w:type="dxa" w:w="40"/>
+              <w:right w:type="dxa" w:w="70"/>
+            </w:tcMar>
+          </w:tcPr>
+          <w:p>
+            <w:pPr>
+              <w:spacing w:after="0" w:line="240"/>
+            </w:pPr>
+            <w:r>
+              <w:rPr>
+                <w:rFonts w:ascii="Calibri" w:cs="Calibri" w:eastAsia="Calibri" w:hAnsi="Calibri"/>
+                <w:b w:val="false"/>
+                <w:bCs w:val="false"/>
+                <w:color w:val="22303F"/>
+                <w:sz w:val="18"/>
+                <w:szCs w:val="18"/>
+              </w:rPr>
+              <w:t xml:space="preserve">The legal name of the group entity.</w:t>
+            </w:r>
+          </w:p>
+        </w:tc>
+      </w:tr>
+      <w:tr>
+        <w:tc>
+          <w:tcPr>
+            <w:tcW w:type="dxa" w:w="2500"/>
+            <w:tcMar>
+              <w:top w:type="dxa" w:w="40"/>
+              <w:left w:type="dxa" w:w="70"/>
+              <w:bottom w:type="dxa" w:w="40"/>
+              <w:right w:type="dxa" w:w="70"/>
+            </w:tcMar>
+          </w:tcPr>
+          <w:p>
+            <w:pPr>
+              <w:spacing w:after="0" w:line="240"/>
+            </w:pPr>
+            <w:r>
+              <w:rPr>
+                <w:rFonts w:ascii="Calibri" w:cs="Calibri" w:eastAsia="Calibri" w:hAnsi="Calibri"/>
+                <w:b w:val="false"/>
+                <w:bCs w:val="false"/>
+                <w:color w:val="22303F"/>
+                <w:sz w:val="18"/>
+                <w:szCs w:val="18"/>
+              </w:rPr>
+              <w:t xml:space="preserve">Address</w:t>
+            </w:r>
+          </w:p>
+        </w:tc>
+        <w:tc>
+          <w:tcPr>
+            <w:tcW w:type="dxa" w:w="7000"/>
+            <w:tcMar>
+              <w:top w:type="dxa" w:w="40"/>
+              <w:left w:type="dxa" w:w="70"/>
+              <w:bottom w:type="dxa" w:w="40"/>
+              <w:right w:type="dxa" w:w="70"/>
+            </w:tcMar>
+          </w:tcPr>
+          <w:p>
+            <w:pPr>
+              <w:spacing w:after="0" w:line="240"/>
+            </w:pPr>
+            <w:r>
+              <w:rPr>
+                <w:rFonts w:ascii="Calibri" w:cs="Calibri" w:eastAsia="Calibri" w:hAnsi="Calibri"/>
+                <w:b w:val="false"/>
+                <w:bCs w:val="false"/>
+                <w:color w:val="22303F"/>
+                <w:sz w:val="18"/>
+                <w:szCs w:val="18"/>
+              </w:rPr>
+              <w:t xml:space="preserve">The entity's address as per its trade licence.</w:t>
+            </w:r>
+          </w:p>
+        </w:tc>
+      </w:tr>
+      <w:tr>
+        <w:tc>
+          <w:tcPr>
+            <w:tcW w:type="dxa" w:w="2500"/>
+            <w:shd w:fill="F1F4F9" w:color="auto" w:val="clear"/>
+            <w:tcMar>
+              <w:top w:type="dxa" w:w="40"/>
+              <w:left w:type="dxa" w:w="70"/>
+              <w:bottom w:type="dxa" w:w="40"/>
+              <w:right w:type="dxa" w:w="70"/>
+            </w:tcMar>
+          </w:tcPr>
+          <w:p>
+            <w:pPr>
+              <w:spacing w:after="0" w:line="240"/>
+            </w:pPr>
+            <w:r>
+              <w:rPr>
+                <w:rFonts w:ascii="Calibri" w:cs="Calibri" w:eastAsia="Calibri" w:hAnsi="Calibri"/>
+                <w:b w:val="false"/>
+                <w:bCs w:val="false"/>
+                <w:color w:val="22303F"/>
+                <w:sz w:val="18"/>
+                <w:szCs w:val="18"/>
+              </w:rPr>
+              <w:t xml:space="preserve">E-Invoicing Wave</w:t>
+            </w:r>
+          </w:p>
+        </w:tc>
+        <w:tc>
+          <w:tcPr>
+            <w:tcW w:type="dxa" w:w="7000"/>
+            <w:shd w:fill="F1F4F9" w:color="auto" w:val="clear"/>
+            <w:tcMar>
+              <w:top w:type="dxa" w:w="40"/>
+              <w:left w:type="dxa" w:w="70"/>
+              <w:bottom w:type="dxa" w:w="40"/>
+              <w:right w:type="dxa" w:w="70"/>
+            </w:tcMar>
+          </w:tcPr>
+          <w:p>
+            <w:pPr>
+              <w:spacing w:after="0" w:line="240"/>
+            </w:pPr>
+            <w:r>
+              <w:rPr>
+                <w:rFonts w:ascii="Calibri" w:cs="Calibri" w:eastAsia="Calibri" w:hAnsi="Calibri"/>
+                <w:b w:val="false"/>
+                <w:bCs w:val="false"/>
+                <w:color w:val="22303F"/>
+                <w:sz w:val="18"/>
+                <w:szCs w:val="18"/>
+              </w:rPr>
+              <w:t xml:space="preserve">Wave 1 or Wave 2.</w:t>
+            </w:r>
+          </w:p>
+        </w:tc>
+      </w:tr>
+      <w:tr>
+        <w:tc>
+          <w:tcPr>
+            <w:tcW w:type="dxa" w:w="2500"/>
+            <w:tcMar>
+              <w:top w:type="dxa" w:w="40"/>
+              <w:left w:type="dxa" w:w="70"/>
+              <w:bottom w:type="dxa" w:w="40"/>
+              <w:right w:type="dxa" w:w="70"/>
+            </w:tcMar>
+          </w:tcPr>
+          <w:p>
+            <w:pPr>
+              <w:spacing w:after="0" w:line="240"/>
+            </w:pPr>
+            <w:r>
+              <w:rPr>
+                <w:rFonts w:ascii="Calibri" w:cs="Calibri" w:eastAsia="Calibri" w:hAnsi="Calibri"/>
+                <w:b w:val="false"/>
+                <w:bCs w:val="false"/>
+                <w:color w:val="22303F"/>
+                <w:sz w:val="18"/>
+                <w:szCs w:val="18"/>
+              </w:rPr>
+              <w:t xml:space="preserve">TRN Number</w:t>
+            </w:r>
+          </w:p>
+        </w:tc>
+        <w:tc>
+          <w:tcPr>
+            <w:tcW w:type="dxa" w:w="7000"/>
+            <w:tcMar>
+              <w:top w:type="dxa" w:w="40"/>
+              <w:left w:type="dxa" w:w="70"/>
+              <w:bottom w:type="dxa" w:w="40"/>
+              <w:right w:type="dxa" w:w="70"/>
+            </w:tcMar>
+          </w:tcPr>
+          <w:p>
+            <w:pPr>
+              <w:spacing w:after="0" w:line="240"/>
+            </w:pPr>
+            <w:r>
+              <w:rPr>
+                <w:rFonts w:ascii="Calibri" w:cs="Calibri" w:eastAsia="Calibri" w:hAnsi="Calibri"/>
+                <w:b w:val="false"/>
+                <w:bCs w:val="false"/>
+                <w:color w:val="22303F"/>
+                <w:sz w:val="18"/>
+                <w:szCs w:val="18"/>
+              </w:rPr>
+              <w:t xml:space="preserve">15 digits, as per the VAT Tax Group certificate.</w:t>
+            </w:r>
+          </w:p>
+        </w:tc>
+      </w:tr>
+      <w:tr>
+        <w:tc>
+          <w:tcPr>
+            <w:tcW w:type="dxa" w:w="2500"/>
+            <w:shd w:fill="F1F4F9" w:color="auto" w:val="clear"/>
+            <w:tcMar>
+              <w:top w:type="dxa" w:w="40"/>
+              <w:left w:type="dxa" w:w="70"/>
+              <w:bottom w:type="dxa" w:w="40"/>
+              <w:right w:type="dxa" w:w="70"/>
+            </w:tcMar>
+          </w:tcPr>
+          <w:p>
+            <w:pPr>
+              <w:spacing w:after="0" w:line="240"/>
+            </w:pPr>
+            <w:r>
+              <w:rPr>
+                <w:rFonts w:ascii="Calibri" w:cs="Calibri" w:eastAsia="Calibri" w:hAnsi="Calibri"/>
+                <w:b w:val="false"/>
+                <w:bCs w:val="false"/>
+                <w:color w:val="22303F"/>
+                <w:sz w:val="18"/>
+                <w:szCs w:val="18"/>
+              </w:rPr>
+              <w:t xml:space="preserve">TIN Number</w:t>
+            </w:r>
+          </w:p>
+        </w:tc>
+        <w:tc>
+          <w:tcPr>
+            <w:tcW w:type="dxa" w:w="7000"/>
+            <w:shd w:fill="F1F4F9" w:color="auto" w:val="clear"/>
+            <w:tcMar>
+              <w:top w:type="dxa" w:w="40"/>
+              <w:left w:type="dxa" w:w="70"/>
+              <w:bottom w:type="dxa" w:w="40"/>
+              <w:right w:type="dxa" w:w="70"/>
+            </w:tcMar>
+          </w:tcPr>
+          <w:p>
+            <w:pPr>
+              <w:spacing w:after="0" w:line="240"/>
+            </w:pPr>
+            <w:r>
+              <w:rPr>
+                <w:rFonts w:ascii="Calibri" w:cs="Calibri" w:eastAsia="Calibri" w:hAnsi="Calibri"/>
+                <w:b w:val="false"/>
+                <w:bCs w:val="false"/>
+                <w:color w:val="22303F"/>
+                <w:sz w:val="18"/>
+                <w:szCs w:val="18"/>
+              </w:rPr>
+              <w:t xml:space="preserve">10 digits, obtained from the EmaraTax portal. This is not the same as the VAT TRN.</w:t>
+            </w:r>
+          </w:p>
+        </w:tc>
+      </w:tr>
+      <w:tr>
+        <w:tc>
+          <w:tcPr>
+            <w:tcW w:type="dxa" w:w="2500"/>
+            <w:tcMar>
+              <w:top w:type="dxa" w:w="40"/>
+              <w:left w:type="dxa" w:w="70"/>
+              <w:bottom w:type="dxa" w:w="40"/>
+              <w:right w:type="dxa" w:w="70"/>
+            </w:tcMar>
+          </w:tcPr>
+          <w:p>
+            <w:pPr>
+              <w:spacing w:after="0" w:line="240"/>
+            </w:pPr>
+            <w:r>
+              <w:rPr>
+                <w:rFonts w:ascii="Calibri" w:cs="Calibri" w:eastAsia="Calibri" w:hAnsi="Calibri"/>
+                <w:b w:val="false"/>
+                <w:bCs w:val="false"/>
+                <w:color w:val="22303F"/>
+                <w:sz w:val="18"/>
+                <w:szCs w:val="18"/>
+              </w:rPr>
+              <w:t xml:space="preserve">Bus. Location Type</w:t>
+            </w:r>
+          </w:p>
+        </w:tc>
+        <w:tc>
+          <w:tcPr>
+            <w:tcW w:type="dxa" w:w="7000"/>
+            <w:tcMar>
+              <w:top w:type="dxa" w:w="40"/>
+              <w:left w:type="dxa" w:w="70"/>
+              <w:bottom w:type="dxa" w:w="40"/>
+              <w:right w:type="dxa" w:w="70"/>
+            </w:tcMar>
+          </w:tcPr>
+          <w:p>
+            <w:pPr>
+              <w:spacing w:after="0" w:line="240"/>
+            </w:pPr>
+            <w:r>
+              <w:rPr>
+                <w:rFonts w:ascii="Calibri" w:cs="Calibri" w:eastAsia="Calibri" w:hAnsi="Calibri"/>
+                <w:b w:val="false"/>
+                <w:bCs w:val="false"/>
+                <w:color w:val="22303F"/>
+                <w:sz w:val="18"/>
+                <w:szCs w:val="18"/>
+              </w:rPr>
+              <w:t xml:space="preserve">Mainland or Free Zone.</w:t>
+            </w:r>
+          </w:p>
+        </w:tc>
+      </w:tr>
+    </w:tbl>
+    <w:p>
+      <w:pPr>
+        <w:pStyle w:val="Heading2"/>
+        <w:spacing w:after="90" w:before="200"/>
+      </w:pPr>
+      <w:r>
+        <w:rPr>
+          <w:rFonts w:ascii="Calibri" w:cs="Calibri" w:eastAsia="Calibri" w:hAnsi="Calibri"/>
+          <w:b/>
+          <w:bCs/>
+          <w:color w:val="274A7D"/>
+          <w:sz w:val="25"/>
+          <w:szCs w:val="25"/>
+        </w:rPr>
+        <w:t xml:space="preserve">4.3 Address &amp; Contact Information</w:t>
+      </w:r>
+    </w:p>
+    <w:p>
+      <w:pPr>
+        <w:spacing w:after="120" w:line="276"/>
+      </w:pPr>
+      <w:r>
+        <w:rPr>
+          <w:rFonts w:ascii="Calibri" w:cs="Calibri" w:eastAsia="Calibri" w:hAnsi="Calibri"/>
+          <w:sz w:val="21"/>
+          <w:szCs w:val="21"/>
+        </w:rPr>
+        <w:t xml:space="preserve">Address and Contact are completed together on one tab.</w:t>
+      </w:r>
+    </w:p>
+    <w:p>
+      <w:pPr>
+        <w:pStyle w:val="Heading3"/>
+        <w:spacing w:after="70" w:before="150"/>
+      </w:pPr>
+      <w:r>
+        <w:rPr>
+          <w:rFonts w:ascii="Calibri" w:cs="Calibri" w:eastAsia="Calibri" w:hAnsi="Calibri"/>
+          <w:b/>
+          <w:bCs/>
+          <w:color w:val="274A7D"/>
+          <w:sz w:val="22"/>
+          <w:szCs w:val="22"/>
+        </w:rPr>
+        <w:t xml:space="preserve">Address</w:t>
+      </w:r>
+    </w:p>
+    <w:p>
+      <w:pPr>
+        <w:pStyle w:val="ListParagraph"/>
+        <w:numPr>
+          <w:ilvl w:val="0"/>
+          <w:numId w:val="3"/>
+        </w:numPr>
+        <w:spacing w:after="60" w:line="264"/>
+      </w:pPr>
+      <w:r>
+        <w:rPr>
+          <w:rFonts w:ascii="Calibri" w:cs="Calibri" w:eastAsia="Calibri" w:hAnsi="Calibri"/>
+          <w:sz w:val="21"/>
+          <w:szCs w:val="21"/>
+        </w:rPr>
+        <w:t xml:space="preserve">Enter your main company address.</w:t>
+      </w:r>
+    </w:p>
+    <w:p>
+      <w:pPr>
+        <w:pStyle w:val="ListParagraph"/>
+        <w:numPr>
+          <w:ilvl w:val="0"/>
+          <w:numId w:val="3"/>
+        </w:numPr>
+        <w:spacing w:after="60" w:line="264"/>
+      </w:pPr>
+      <w:r>
+        <w:rPr>
+          <w:rFonts w:ascii="Calibri" w:cs="Calibri" w:eastAsia="Calibri" w:hAnsi="Calibri"/>
+          <w:b/>
+          <w:bCs/>
+        </w:rPr>
+        <w:t xml:space="preserve">"Is your address the same as your Trade Licence and VAT Certificate?" </w:t>
+      </w:r>
+      <w:r>
+        <w:rPr>
+          <w:rFonts w:ascii="Calibri" w:cs="Calibri" w:eastAsia="Calibri" w:hAnsi="Calibri"/>
+        </w:rPr>
+        <w:t xml:space="preserve">Choose Yes or No. If you choose No, a mandatory "Address (As per VAT Certificate)" block appears — Address Line 1, Country, and City / Emirate are required.</w:t>
+      </w:r>
+    </w:p>
+    <w:p>
+      <w:pPr>
+        <w:pStyle w:val="Heading3"/>
+        <w:spacing w:after="70" w:before="150"/>
+      </w:pPr>
+      <w:r>
+        <w:rPr>
+          <w:rFonts w:ascii="Calibri" w:cs="Calibri" w:eastAsia="Calibri" w:hAnsi="Calibri"/>
+          <w:b/>
+          <w:bCs/>
+          <w:color w:val="274A7D"/>
+          <w:sz w:val="22"/>
+          <w:szCs w:val="22"/>
+        </w:rPr>
+        <w:t xml:space="preserve">Contact</w:t>
+      </w:r>
+    </w:p>
+    <w:p>
+      <w:pPr>
+        <w:pStyle w:val="ListParagraph"/>
+        <w:numPr>
+          <w:ilvl w:val="0"/>
+          <w:numId w:val="3"/>
+        </w:numPr>
+        <w:spacing w:after="60" w:line="264"/>
+      </w:pPr>
+      <w:r>
+        <w:rPr>
+          <w:rFonts w:ascii="Calibri" w:cs="Calibri" w:eastAsia="Calibri" w:hAnsi="Calibri"/>
+          <w:sz w:val="21"/>
+          <w:szCs w:val="21"/>
+        </w:rPr>
+        <w:t xml:space="preserve">Enter the contact person's name and e-mail address(es); e-mail format is validated.</w:t>
+      </w:r>
+    </w:p>
+    <w:p>
+      <w:pPr>
+        <w:pStyle w:val="ListParagraph"/>
+        <w:numPr>
+          <w:ilvl w:val="0"/>
+          <w:numId w:val="3"/>
+        </w:numPr>
+        <w:spacing w:after="60" w:line="264"/>
+      </w:pPr>
+      <w:r>
+        <w:rPr>
+          <w:rFonts w:ascii="Calibri" w:cs="Calibri" w:eastAsia="Calibri" w:hAnsi="Calibri"/>
+          <w:sz w:val="21"/>
+          <w:szCs w:val="21"/>
+        </w:rPr>
+        <w:t xml:space="preserve">Enter Phone and Mobile using the combined control on each — the country dial code, area code and number are captured together in a single field.</w:t>
+      </w:r>
+    </w:p>
+    <w:p>
+      <w:pPr>
+        <w:pStyle w:val="Heading2"/>
+        <w:spacing w:after="90" w:before="200"/>
+      </w:pPr>
+      <w:r>
+        <w:rPr>
+          <w:rFonts w:ascii="Calibri" w:cs="Calibri" w:eastAsia="Calibri" w:hAnsi="Calibri"/>
+          <w:b/>
+          <w:bCs/>
+          <w:color w:val="274A7D"/>
+          <w:sz w:val="25"/>
+          <w:szCs w:val="25"/>
+        </w:rPr>
+        <w:t xml:space="preserve">4.4 Site / Business Unit and Payment / Banking</w:t>
+      </w:r>
+    </w:p>
+    <w:p>
+      <w:pPr>
+        <w:spacing w:after="120" w:line="276"/>
+      </w:pPr>
+      <w:r>
+        <w:rPr>
+          <w:rFonts w:ascii="Calibri" w:cs="Calibri" w:eastAsia="Calibri" w:hAnsi="Calibri"/>
+          <w:sz w:val="21"/>
+          <w:szCs w:val="21"/>
+        </w:rPr>
+        <w:t xml:space="preserve">Where Dubai Investments has requested them, complete the Site / Business Unit tab and the Payment / Banking tab (bank, branch, account name/number, IBAN and SWIFT/BIC). If you change your bank account, a Bank Confirmation Letter is required (see Documents).</w:t>
+      </w:r>
+    </w:p>
+    <w:p>
+      <w:pPr>
+        <w:pStyle w:val="Heading2"/>
+        <w:spacing w:after="90" w:before="200"/>
+      </w:pPr>
+      <w:r>
+        <w:rPr>
+          <w:rFonts w:ascii="Calibri" w:cs="Calibri" w:eastAsia="Calibri" w:hAnsi="Calibri"/>
+          <w:b/>
+          <w:bCs/>
+          <w:color w:val="274A7D"/>
+          <w:sz w:val="25"/>
+          <w:szCs w:val="25"/>
+        </w:rPr>
+        <w:t xml:space="preserve">4.5 Documents</w:t>
+      </w:r>
+    </w:p>
+    <w:p>
+      <w:pPr>
+        <w:pStyle w:val="ListParagraph"/>
+        <w:numPr>
+          <w:ilvl w:val="0"/>
+          <w:numId w:val="3"/>
+        </w:numPr>
+        <w:spacing w:after="60" w:line="264"/>
+      </w:pPr>
+      <w:r>
+        <w:rPr>
+          <w:rFonts w:ascii="Calibri" w:cs="Calibri" w:eastAsia="Calibri" w:hAnsi="Calibri"/>
+          <w:sz w:val="21"/>
+          <w:szCs w:val="21"/>
+        </w:rPr>
+        <w:t xml:space="preserve">Trade Licence — mandatory. It is enforced both when you move to the next tab and again on final submit.</w:t>
+      </w:r>
+    </w:p>
+    <w:p>
+      <w:pPr>
+        <w:pStyle w:val="ListParagraph"/>
+        <w:numPr>
+          <w:ilvl w:val="0"/>
+          <w:numId w:val="3"/>
+        </w:numPr>
+        <w:spacing w:after="60" w:line="264"/>
+      </w:pPr>
+      <w:r>
+        <w:rPr>
+          <w:rFonts w:ascii="Calibri" w:cs="Calibri" w:eastAsia="Calibri" w:hAnsi="Calibri"/>
+          <w:sz w:val="21"/>
+          <w:szCs w:val="21"/>
+        </w:rPr>
+        <w:t xml:space="preserve">VAT Certificate — mandatory when you are VAT registered.</w:t>
+      </w:r>
+    </w:p>
+    <w:p>
+      <w:pPr>
+        <w:pStyle w:val="ListParagraph"/>
+        <w:numPr>
+          <w:ilvl w:val="0"/>
+          <w:numId w:val="3"/>
+        </w:numPr>
+        <w:spacing w:after="60" w:line="264"/>
+      </w:pPr>
+      <w:r>
+        <w:rPr>
+          <w:rFonts w:ascii="Calibri" w:cs="Calibri" w:eastAsia="Calibri" w:hAnsi="Calibri"/>
+          <w:sz w:val="21"/>
+          <w:szCs w:val="21"/>
+        </w:rPr>
+        <w:t xml:space="preserve">Bank Confirmation Letter — required if you change your bank account details.</w:t>
+      </w:r>
+    </w:p>
+    <w:p>
+      <w:pPr>
+        <w:pStyle w:val="ListParagraph"/>
+        <w:numPr>
+          <w:ilvl w:val="0"/>
+          <w:numId w:val="3"/>
+        </w:numPr>
+        <w:spacing w:after="60" w:line="264"/>
+      </w:pPr>
+      <w:r>
+        <w:rPr>
+          <w:rFonts w:ascii="Calibri" w:cs="Calibri" w:eastAsia="Calibri" w:hAnsi="Calibri"/>
+          <w:sz w:val="21"/>
+          <w:szCs w:val="21"/>
+        </w:rPr>
+        <w:t xml:space="preserve">Other Documents — upload any further files Dubai Investments has asked for.</w:t>
       </w:r>
     </w:p>
     <w:p>
@@ -702,7 +1565,7 @@
           <w:sz w:val="18"/>
           <w:szCs w:val="18"/>
         </w:rPr>
-        <w:t xml:space="preserve">Use the help icon next to a field for an explanation of what is expected. Some fields are read-only — these are managed by Dubai Investments. Your entries are validated (for example, e-mail format) before you can submit.</w:t>
+        <w:t xml:space="preserve">Accepted formats are PDF and images, each with a size limit. When you upload a trade licence, the system may automatically read the licence number and details to help you — please check them.</w:t>
       </w:r>
     </w:p>
     <w:p>
@@ -719,7 +1582,37 @@
           <w:sz w:val="30"/>
           <w:szCs w:val="30"/>
         </w:rPr>
-        <w:t xml:space="preserve">5. Step 4 — Upload Documents</w:t>
+        <w:t xml:space="preserve">5. Validation</w:t>
+      </w:r>
+    </w:p>
+    <w:p>
+      <w:pPr>
+        <w:spacing w:after="120" w:line="276"/>
+      </w:pPr>
+      <w:r>
+        <w:rPr>
+          <w:rFonts w:ascii="Calibri" w:cs="Calibri" w:eastAsia="Calibri" w:hAnsi="Calibri"/>
+          <w:sz w:val="21"/>
+          <w:szCs w:val="21"/>
+        </w:rPr>
+        <w:t xml:space="preserve">Your entries are checked when you click Next on a tab (for that tab's fields) and again when you click Proceed (for the whole form). If anything is missing or incorrect, a clear message appears in a toast — when there are several problems they are listed as bullet points so you can fix them one by one.</w:t>
+      </w:r>
+    </w:p>
+    <w:p>
+      <w:pPr>
+        <w:pStyle w:val="Heading1"/>
+        <w:spacing w:after="120" w:before="260"/>
+      </w:pPr>
+      <w:r>
+        <w:rPr>
+          <w:rFonts w:ascii="Calibri" w:cs="Calibri" w:eastAsia="Calibri" w:hAnsi="Calibri"/>
+          <w:b/>
+          <w:bCs/>
+          <w:color w:val="0B2545"/>
+          <w:sz w:val="30"/>
+          <w:szCs w:val="30"/>
+        </w:rPr>
+        <w:t xml:space="preserve">6. Step 4 — Proceed &amp; Sign the Declaration</w:t>
       </w:r>
     </w:p>
     <w:p>
@@ -737,7 +1630,7 @@
           <w:sz w:val="21"/>
           <w:szCs w:val="21"/>
         </w:rPr>
-        <w:t xml:space="preserve">In the documents section, upload the requested files: Trade Licence, VAT Certificate, Bank Confirmation Letter, and any other requested document.</w:t>
+        <w:t xml:space="preserve">When every tab is complete, click Proceed. The Declaration opens.</w:t>
       </w:r>
     </w:p>
     <w:p>
@@ -755,7 +1648,7 @@
           <w:sz w:val="21"/>
           <w:szCs w:val="21"/>
         </w:rPr>
-        <w:t xml:space="preserve">Accepted formats are PDF and images. Each file has a size limit; if a file is too large, compress it or upload a clearer scan.</w:t>
+        <w:t xml:space="preserve">Read the declaration, then type your full name and draw your signature in the box using your mouse (or your finger on a touch screen).</w:t>
       </w:r>
     </w:p>
     <w:p>
@@ -773,7 +1666,21 @@
           <w:sz w:val="21"/>
           <w:szCs w:val="21"/>
         </w:rPr>
-        <w:t xml:space="preserve">When you upload a trade licence, the system may automatically read the licence number and details to help you — please check them.</w:t>
+        <w:t xml:space="preserve">Submit the declaration. A friendly animated "Thank You" confirmation card is shown, and you receive a branded "Supplier Registration Completed" e-mail.</w:t>
+      </w:r>
+    </w:p>
+    <w:p>
+      <w:pPr>
+        <w:spacing w:after="120" w:line="276"/>
+      </w:pPr>
+      <w:r>
+        <w:rPr>
+          <w:rFonts w:ascii="Calibri" w:cs="Calibri" w:eastAsia="Calibri" w:hAnsi="Calibri"/>
+          <w:color w:val="6B7280"/>
+          <w:sz w:val="18"/>
+          <w:szCs w:val="18"/>
+        </w:rPr>
+        <w:t xml:space="preserve">A signed declaration PDF is generated and stored with your documents. It contains your Business / Organisation, Address and Contact Information together with the declaration text and your signature. It does not include Site / Business Unit or Payment / Banking details.</w:t>
       </w:r>
     </w:p>
     <w:p>
@@ -790,149 +1697,7 @@
           <w:sz w:val="30"/>
           <w:szCs w:val="30"/>
         </w:rPr>
-        <w:t xml:space="preserve">6. Step 5 — Read &amp; Sign the Declaration</w:t>
-      </w:r>
-    </w:p>
-    <w:p>
-      <w:pPr>
-        <w:pStyle w:val="ListParagraph"/>
-        <w:numPr>
-          <w:ilvl w:val="0"/>
-          <w:numId w:val="2"/>
-        </w:numPr>
-        <w:spacing w:after="60"/>
-      </w:pPr>
-      <w:r>
-        <w:rPr>
-          <w:rFonts w:ascii="Calibri" w:cs="Calibri" w:eastAsia="Calibri" w:hAnsi="Calibri"/>
-          <w:sz w:val="21"/>
-          <w:szCs w:val="21"/>
-        </w:rPr>
-        <w:t xml:space="preserve">Before submitting, read the declaration. It confirms that the information you provided is true, correct and complete.</w:t>
-      </w:r>
-    </w:p>
-    <w:p>
-      <w:pPr>
-        <w:pStyle w:val="ListParagraph"/>
-        <w:numPr>
-          <w:ilvl w:val="0"/>
-          <w:numId w:val="2"/>
-        </w:numPr>
-        <w:spacing w:after="60"/>
-      </w:pPr>
-      <w:r>
-        <w:rPr>
-          <w:rFonts w:ascii="Calibri" w:cs="Calibri" w:eastAsia="Calibri" w:hAnsi="Calibri"/>
-          <w:sz w:val="21"/>
-          <w:szCs w:val="21"/>
-        </w:rPr>
-        <w:t xml:space="preserve">Type your full name as your digital signature, then draw your signature in the box using your mouse (or your finger on a touch screen). Use Clear to redo it.</w:t>
-      </w:r>
-    </w:p>
-    <w:p>
-      <w:pPr>
-        <w:pStyle w:val="ListParagraph"/>
-        <w:numPr>
-          <w:ilvl w:val="0"/>
-          <w:numId w:val="2"/>
-        </w:numPr>
-        <w:spacing w:after="60"/>
-      </w:pPr>
-      <w:r>
-        <w:rPr>
-          <w:rFonts w:ascii="Calibri" w:cs="Calibri" w:eastAsia="Calibri" w:hAnsi="Calibri"/>
-          <w:sz w:val="21"/>
-          <w:szCs w:val="21"/>
-        </w:rPr>
-        <w:t xml:space="preserve">Both the typed name and the drawn signature are required. A signed declaration PDF — containing your details and signature — is generated and stored with your documents.</w:t>
-      </w:r>
-    </w:p>
-    <w:p>
-      <w:pPr>
-        <w:pStyle w:val="Heading1"/>
-        <w:spacing w:after="120" w:before="260"/>
-      </w:pPr>
-      <w:r>
-        <w:rPr>
-          <w:rFonts w:ascii="Calibri" w:cs="Calibri" w:eastAsia="Calibri" w:hAnsi="Calibri"/>
-          <w:b/>
-          <w:bCs/>
-          <w:color w:val="0B2545"/>
-          <w:sz w:val="30"/>
-          <w:szCs w:val="30"/>
-        </w:rPr>
-        <w:t xml:space="preserve">7. Step 6 — Submit</w:t>
-      </w:r>
-    </w:p>
-    <w:p>
-      <w:pPr>
-        <w:pStyle w:val="ListParagraph"/>
-        <w:numPr>
-          <w:ilvl w:val="0"/>
-          <w:numId w:val="2"/>
-        </w:numPr>
-        <w:spacing w:after="60"/>
-      </w:pPr>
-      <w:r>
-        <w:rPr>
-          <w:rFonts w:ascii="Calibri" w:cs="Calibri" w:eastAsia="Calibri" w:hAnsi="Calibri"/>
-          <w:sz w:val="21"/>
-          <w:szCs w:val="21"/>
-        </w:rPr>
-        <w:t xml:space="preserve">Click Submit to send your information for review. You will see a confirmation that your response has been received.</w:t>
-      </w:r>
-    </w:p>
-    <w:p>
-      <w:pPr>
-        <w:pStyle w:val="ListParagraph"/>
-        <w:numPr>
-          <w:ilvl w:val="0"/>
-          <w:numId w:val="2"/>
-        </w:numPr>
-        <w:spacing w:after="60"/>
-      </w:pPr>
-      <w:r>
-        <w:rPr>
-          <w:rFonts w:ascii="Calibri" w:cs="Calibri" w:eastAsia="Calibri" w:hAnsi="Calibri"/>
-          <w:sz w:val="21"/>
-          <w:szCs w:val="21"/>
-        </w:rPr>
-        <w:t xml:space="preserve">After you submit, your secure link is closed — you cannot re-open or re-submit the form. If a change is needed, Dubai Investments will send you a new link.</w:t>
-      </w:r>
-    </w:p>
-    <w:p>
-      <w:pPr>
-        <w:pStyle w:val="ListParagraph"/>
-        <w:numPr>
-          <w:ilvl w:val="0"/>
-          <w:numId w:val="2"/>
-        </w:numPr>
-        <w:spacing w:after="60"/>
-      </w:pPr>
-      <w:r>
-        <w:rPr>
-          <w:rFonts w:ascii="Calibri" w:cs="Calibri" w:eastAsia="Calibri" w:hAnsi="Calibri"/>
-          <w:sz w:val="21"/>
-          <w:szCs w:val="21"/>
-        </w:rPr>
-        <w:t xml:space="preserve">A confirmation e-mail is sent to you, and your Dubai Investments contact is notified to review your submission.</w:t>
-      </w:r>
-    </w:p>
-    <w:p>
-      <w:pPr>
-        <w:pStyle w:val="Heading1"/>
-        <w:spacing w:after="120" w:before="260"/>
-      </w:pPr>
-      <w:r>
-        <w:rPr>
-          <w:rFonts w:ascii="Calibri" w:cs="Calibri" w:eastAsia="Calibri" w:hAnsi="Calibri"/>
-          <w:b/>
-          <w:bCs/>
-          <w:color w:val="0B2545"/>
-          <w:sz w:val="30"/>
-          <w:szCs w:val="30"/>
-        </w:rPr>
-        <w:t xml:space="preserve">8. Privacy &amp; Security</w:t>
+        <w:t xml:space="preserve">7. Privacy &amp; Security</w:t>
       </w:r>
     </w:p>
     <w:p>
@@ -968,7 +1733,7 @@
           <w:sz w:val="21"/>
           <w:szCs w:val="21"/>
         </w:rPr>
-        <w:t xml:space="preserve">For your security, avoid using a shared or public computer; close the browser when you finish.</w:t>
+        <w:t xml:space="preserve">There is no public self-registration and you have no password — access is only via the e-mailed link and the OTP. Dubai Investments will never ask you for a password.</w:t>
       </w:r>
     </w:p>
     <w:p>
@@ -986,7 +1751,25 @@
           <w:sz w:val="21"/>
           <w:szCs w:val="21"/>
         </w:rPr>
-        <w:t xml:space="preserve">Dubai Investments will never ask you for your password — you don't have one; access is only via the e-mailed link and OTP.</w:t>
+        <w:t xml:space="preserve">Partner Connect never exposes internal systems directly; your entries reach the portal through a dedicated, controlled interface.</w:t>
+      </w:r>
+    </w:p>
+    <w:p>
+      <w:pPr>
+        <w:pStyle w:val="ListParagraph"/>
+        <w:numPr>
+          <w:ilvl w:val="0"/>
+          <w:numId w:val="3"/>
+        </w:numPr>
+        <w:spacing w:after="60" w:line="264"/>
+      </w:pPr>
+      <w:r>
+        <w:rPr>
+          <w:rFonts w:ascii="Calibri" w:cs="Calibri" w:eastAsia="Calibri" w:hAnsi="Calibri"/>
+          <w:sz w:val="21"/>
+          <w:szCs w:val="21"/>
+        </w:rPr>
+        <w:t xml:space="preserve">For your security, avoid using a shared or public computer, and close the browser when you finish. If your link or session expires, a clear session-expired screen is shown and you should request a new link.</w:t>
       </w:r>
     </w:p>
     <w:p>
@@ -1003,7 +1786,7 @@
           <w:sz w:val="30"/>
           <w:szCs w:val="30"/>
         </w:rPr>
-        <w:t xml:space="preserve">9. Troubleshooting</w:t>
+        <w:t xml:space="preserve">8. Troubleshooting</w:t>
       </w:r>
     </w:p>
     <w:tbl>
@@ -1136,7 +1919,7 @@
                 <w:sz w:val="18"/>
                 <w:szCs w:val="18"/>
               </w:rPr>
-              <w:t xml:space="preserve">Request a new link from your Dubai Investments contact (links are time-limited).</w:t>
+              <w:t xml:space="preserve">Request a new link from your Dubai Investments contact (links are time-limited and there is no self-registration).</w:t>
             </w:r>
           </w:p>
         </w:tc>
@@ -1192,7 +1975,7 @@
                 <w:sz w:val="18"/>
                 <w:szCs w:val="18"/>
               </w:rPr>
-              <w:t xml:space="preserve">Check spam; click Resend code; confirm the e-mail on file is correct.</w:t>
+              <w:t xml:space="preserve">Check spam; click Resend code (the progress indicator confirms it is being re-sent); confirm the e-mail on file is correct.</w:t>
             </w:r>
           </w:p>
         </w:tc>
@@ -1250,7 +2033,7 @@
                 <w:sz w:val="18"/>
                 <w:szCs w:val="18"/>
               </w:rPr>
-              <w:t xml:space="preserve">Make sure you entered all 6 digits and that the code hasn't expired (10 minutes). Request a new code if needed.</w:t>
+              <w:t xml:space="preserve">Make sure you entered the full code and that it hasn't expired. Request a new code if needed.</w:t>
             </w:r>
           </w:p>
         </w:tc>
@@ -1279,7 +2062,7 @@
                 <w:sz w:val="18"/>
                 <w:szCs w:val="18"/>
               </w:rPr>
-              <w:t xml:space="preserve">A document won't upload</w:t>
+              <w:t xml:space="preserve">My TRN or TIN is rejected</w:t>
             </w:r>
           </w:p>
         </w:tc>
@@ -1306,7 +2089,7 @@
                 <w:sz w:val="18"/>
                 <w:szCs w:val="18"/>
               </w:rPr>
-              <w:t xml:space="preserve">Use PDF or an image; reduce the file size; try a clearer scan.</w:t>
+              <w:t xml:space="preserve">The TRN must be exactly 15 digits and the TIN exactly 10 digits; check each VAT Group row too.</w:t>
             </w:r>
           </w:p>
         </w:tc>
@@ -1336,7 +2119,7 @@
                 <w:sz w:val="18"/>
                 <w:szCs w:val="18"/>
               </w:rPr>
-              <w:t xml:space="preserve">I can't submit</w:t>
+              <w:t xml:space="preserve">I can't move to the next tab</w:t>
             </w:r>
           </w:p>
         </w:tc>
@@ -1364,7 +2147,121 @@
                 <w:sz w:val="18"/>
                 <w:szCs w:val="18"/>
               </w:rPr>
-              <w:t xml:space="preserve">Complete all mandatory (*) fields, upload required documents, and sign the declaration (typed name and drawn signature).</w:t>
+              <w:t xml:space="preserve">Upload the Trade Licence and complete that tab's mandatory (*) fields — validation runs on Next as well as on Proceed.</w:t>
+            </w:r>
+          </w:p>
+        </w:tc>
+      </w:tr>
+      <w:tr>
+        <w:tc>
+          <w:tcPr>
+            <w:tcW w:type="dxa" w:w="3200"/>
+            <w:tcMar>
+              <w:top w:type="dxa" w:w="40"/>
+              <w:left w:type="dxa" w:w="70"/>
+              <w:bottom w:type="dxa" w:w="40"/>
+              <w:right w:type="dxa" w:w="70"/>
+            </w:tcMar>
+          </w:tcPr>
+          <w:p>
+            <w:pPr>
+              <w:spacing w:after="0" w:line="240"/>
+            </w:pPr>
+            <w:r>
+              <w:rPr>
+                <w:rFonts w:ascii="Calibri" w:cs="Calibri" w:eastAsia="Calibri" w:hAnsi="Calibri"/>
+                <w:b w:val="false"/>
+                <w:bCs w:val="false"/>
+                <w:color w:val="22303F"/>
+                <w:sz w:val="18"/>
+                <w:szCs w:val="18"/>
+              </w:rPr>
+              <w:t xml:space="preserve">A document won't upload</w:t>
+            </w:r>
+          </w:p>
+        </w:tc>
+        <w:tc>
+          <w:tcPr>
+            <w:tcW w:type="dxa" w:w="6300"/>
+            <w:tcMar>
+              <w:top w:type="dxa" w:w="40"/>
+              <w:left w:type="dxa" w:w="70"/>
+              <w:bottom w:type="dxa" w:w="40"/>
+              <w:right w:type="dxa" w:w="70"/>
+            </w:tcMar>
+          </w:tcPr>
+          <w:p>
+            <w:pPr>
+              <w:spacing w:after="0" w:line="240"/>
+            </w:pPr>
+            <w:r>
+              <w:rPr>
+                <w:rFonts w:ascii="Calibri" w:cs="Calibri" w:eastAsia="Calibri" w:hAnsi="Calibri"/>
+                <w:b w:val="false"/>
+                <w:bCs w:val="false"/>
+                <w:color w:val="22303F"/>
+                <w:sz w:val="18"/>
+                <w:szCs w:val="18"/>
+              </w:rPr>
+              <w:t xml:space="preserve">Use PDF or an image; reduce the file size; try a clearer scan.</w:t>
+            </w:r>
+          </w:p>
+        </w:tc>
+      </w:tr>
+      <w:tr>
+        <w:tc>
+          <w:tcPr>
+            <w:tcW w:type="dxa" w:w="3200"/>
+            <w:shd w:fill="F1F4F9" w:color="auto" w:val="clear"/>
+            <w:tcMar>
+              <w:top w:type="dxa" w:w="40"/>
+              <w:left w:type="dxa" w:w="70"/>
+              <w:bottom w:type="dxa" w:w="40"/>
+              <w:right w:type="dxa" w:w="70"/>
+            </w:tcMar>
+          </w:tcPr>
+          <w:p>
+            <w:pPr>
+              <w:spacing w:after="0" w:line="240"/>
+            </w:pPr>
+            <w:r>
+              <w:rPr>
+                <w:rFonts w:ascii="Calibri" w:cs="Calibri" w:eastAsia="Calibri" w:hAnsi="Calibri"/>
+                <w:b w:val="false"/>
+                <w:bCs w:val="false"/>
+                <w:color w:val="22303F"/>
+                <w:sz w:val="18"/>
+                <w:szCs w:val="18"/>
+              </w:rPr>
+              <w:t xml:space="preserve">I can't Proceed</w:t>
+            </w:r>
+          </w:p>
+        </w:tc>
+        <w:tc>
+          <w:tcPr>
+            <w:tcW w:type="dxa" w:w="6300"/>
+            <w:shd w:fill="F1F4F9" w:color="auto" w:val="clear"/>
+            <w:tcMar>
+              <w:top w:type="dxa" w:w="40"/>
+              <w:left w:type="dxa" w:w="70"/>
+              <w:bottom w:type="dxa" w:w="40"/>
+              <w:right w:type="dxa" w:w="70"/>
+            </w:tcMar>
+          </w:tcPr>
+          <w:p>
+            <w:pPr>
+              <w:spacing w:after="0" w:line="240"/>
+            </w:pPr>
+            <w:r>
+              <w:rPr>
+                <w:rFonts w:ascii="Calibri" w:cs="Calibri" w:eastAsia="Calibri" w:hAnsi="Calibri"/>
+                <w:b w:val="false"/>
+                <w:bCs w:val="false"/>
+                <w:color w:val="22303F"/>
+                <w:sz w:val="18"/>
+                <w:szCs w:val="18"/>
+              </w:rPr>
+              <w:t xml:space="preserve">Fix every item listed in the validation toast, upload required documents (Trade Licence always; VAT Certificate if VAT registered), then sign the declaration (typed name and drawn signature).</w:t>
             </w:r>
           </w:p>
         </w:tc>
